--- a/FASE 2/EVIDENCIAS PROYECTO/EVIDENCIAS DE DOCUMENTACION/6- Especificaciones técnicas/6- Documento_de_Desarrollo_CultureGo.docx
+++ b/FASE 2/EVIDENCIAS PROYECTO/EVIDENCIAS DE DOCUMENTACION/6- Especificaciones técnicas/6- Documento_de_Desarrollo_CultureGo.docx
@@ -2854,7 +2854,7 @@
           <w:vertAlign w:val="baseline"/>
           <w:rtl w:val="0"/>
         </w:rPr>
-        <w:t xml:space="preserve">Especificación de Requisitos de Software CultureGo v1.1 (RF-01 a RF-27 y RNF-01 a RNF-15, sin RNF-11 ni RNF-14).</w:t>
+        <w:t xml:space="preserve">Especificación de Requisitos de Software CultureGo v2.0 (RF-01 a RF-34 y RNF-01 a RNF-15, sin RNF-11 ni RNF-14).</w:t>
       </w:r>
       <w:r>
         <w:rPr>
@@ -2950,7 +2950,7 @@
           <w:vertAlign w:val="baseline"/>
           <w:rtl w:val="0"/>
         </w:rPr>
-        <w:t xml:space="preserve">Especificación de Casos de Uso CultureGo (CU-01 a CU-28) y sus diagramas de secuencia y de actividades.</w:t>
+        <w:t xml:space="preserve">Especificación de Casos de Uso CultureGo (CU-01 a CU-33) y sus diagramas de secuencia y de actividades.</w:t>
       </w:r>
       <w:r>
         <w:rPr>
@@ -13152,7 +13152,7 @@
           <w:szCs w:val="22"/>
           <w:rtl w:val="0"/>
         </w:rPr>
-        <w:t xml:space="preserve">La ruta raíz y cualquier ruta inexistente redirigen a /tabs/inicio. No existe una pantalla de inicio de sesión exclusiva para el administrador: inicia sesión desde /auth/login y, si su cuenta tiene es_admin = true, el perfil muestra el acceso al panel, protegido por adminGuard. El catálogo completo y el historial de medallas quedan fuera de las pestañas de forma deliberada: Inicio muestra solo una selección de recomendados y un acceso al catálogo, y el historial se alcanza desde el perfil.</w:t>
+        <w:t xml:space="preserve">La ruta raíz y cualquier ruta inexistente redirigen a /tabs/inicio. No existe una pantalla de inicio de sesión exclusiva para el administrador: inicia sesión desde /auth/login y, si su cuenta tiene es_admin = true, el perfil muestra el acceso al panel, protegido por adminGuard. El catálogo completo y el historial de medallas quedan fuera de las pestañas de forma deliberada: Inicio muestra solo una selección de lugares destacados y un acceso al catálogo, y el historial se alcanza desde el perfil.</w:t>
       </w:r>
       <w:r>
         <w:rPr>
